--- a/lci_cvport.docx
+++ b/lci_cvport.docx
@@ -10,7 +10,7 @@
         <w:t xml:space="preserve">Central Venous Port</w:t>
       </w:r>
     </w:p>
-    <w:bookmarkStart w:id="20" w:name="chemotherapy-administration"/>
+    <w:bookmarkStart w:id="9" w:name="chemotherapy-administration"/>
     <w:p>
       <w:pPr>
         <w:pStyle w:val="Heading2"/>
@@ -71,8 +71,8 @@
         <w:t xml:space="preserve">Central Venous port</w:t>
       </w:r>
     </w:p>
-    <w:bookmarkEnd w:id="20"/>
-    <w:bookmarkStart w:id="21" w:name="X24de4000c031f200c5dfe01452aa364022c5d0d"/>
+    <w:bookmarkEnd w:id="9"/>
+    <w:bookmarkStart w:id="10" w:name="X24de4000c031f200c5dfe01452aa364022c5d0d"/>
     <w:p>
       <w:pPr>
         <w:pStyle w:val="Heading2"/>
@@ -171,8 +171,8 @@
         <w:t xml:space="preserve">FLOT chemotherapy requires a home infusion pump, got which a peripheral IV won’t work</w:t>
       </w:r>
     </w:p>
-    <w:bookmarkEnd w:id="21"/>
-    <w:bookmarkStart w:id="22" w:name="central-venous-port"/>
+    <w:bookmarkEnd w:id="10"/>
+    <w:bookmarkStart w:id="11" w:name="central-venous-port"/>
     <w:p>
       <w:pPr>
         <w:pStyle w:val="Heading2"/>
@@ -281,8 +281,8 @@
         <w:t xml:space="preserve">A port can be used for blood draws for blood tests as well.</w:t>
       </w:r>
     </w:p>
-    <w:bookmarkEnd w:id="22"/>
-    <w:bookmarkStart w:id="23" w:name="central-venous-port-1"/>
+    <w:bookmarkEnd w:id="11"/>
+    <w:bookmarkStart w:id="12" w:name="central-venous-port-1"/>
     <w:p>
       <w:pPr>
         <w:pStyle w:val="Heading2"/>
@@ -401,8 +401,8 @@
         <w:t xml:space="preserve">covers the incisions and flakes off after a week or so</w:t>
       </w:r>
     </w:p>
-    <w:bookmarkEnd w:id="23"/>
-    <w:bookmarkStart w:id="24" w:name="central-venous-port-2"/>
+    <w:bookmarkEnd w:id="12"/>
+    <w:bookmarkStart w:id="13" w:name="central-venous-port-2"/>
     <w:p>
       <w:pPr>
         <w:pStyle w:val="Heading2"/>
@@ -427,8 +427,8 @@
         <w:t xml:space="preserve">When it comes time for chemotherapy, the nurses can easily access the port with a needle that goes through the skin into the port, rather than placing an intravenous needle in a vein. The drugs can then be administered directly into the bloodstream. If blood needs to be drawn for tests, this can also be done through the port.</w:t>
       </w:r>
     </w:p>
-    <w:bookmarkEnd w:id="24"/>
-    <w:bookmarkStart w:id="25" w:name="laparoscopy"/>
+    <w:bookmarkEnd w:id="13"/>
+    <w:bookmarkStart w:id="14" w:name="laparoscopy"/>
     <w:p>
       <w:pPr>
         <w:pStyle w:val="Heading2"/>
@@ -481,8 +481,8 @@
         <w:t xml:space="preserve">Not all patients with gastric cancer need a laparoscopy.</w:t>
       </w:r>
     </w:p>
-    <w:bookmarkEnd w:id="25"/>
-    <w:bookmarkStart w:id="26" w:name="laparoscopy-1"/>
+    <w:bookmarkEnd w:id="14"/>
+    <w:bookmarkStart w:id="15" w:name="laparoscopy-1"/>
     <w:p>
       <w:pPr>
         <w:pStyle w:val="Heading2"/>
@@ -539,8 +539,8 @@
         <w:t xml:space="preserve">Biopsies can be performed.</w:t>
       </w:r>
     </w:p>
-    <w:bookmarkEnd w:id="26"/>
-    <w:bookmarkStart w:id="27" w:name="team-members---physicians"/>
+    <w:bookmarkEnd w:id="15"/>
+    <w:bookmarkStart w:id="16" w:name="team-members---physicians"/>
     <w:p>
       <w:pPr>
         <w:pStyle w:val="Heading2"/>
@@ -625,8 +625,8 @@
         <w:t xml:space="preserve">Michael Roach MD</w:t>
       </w:r>
     </w:p>
-    <w:bookmarkEnd w:id="27"/>
-    <w:bookmarkStart w:id="28" w:name="team-members---support-staff"/>
+    <w:bookmarkEnd w:id="16"/>
+    <w:bookmarkStart w:id="17" w:name="team-members---support-staff"/>
     <w:p>
       <w:pPr>
         <w:pStyle w:val="Heading2"/>
@@ -683,7 +683,7 @@
         <w:t xml:space="preserve">Navigator - Laura Swift</w:t>
       </w:r>
     </w:p>
-    <w:bookmarkEnd w:id="28"/>
+    <w:bookmarkEnd w:id="17"/>
     <w:sectPr>
       <w:footnotePr>
         <w:numRestart w:val="eachSect"/>
@@ -932,10 +932,10 @@
   <w:docDefaults>
     <w:rPrDefault>
       <w:rPr>
-        <w:rFonts w:asciiTheme="minorHAnsi" w:cstheme="minorBidi" w:eastAsiaTheme="minorHAnsi" w:hAnsiTheme="minorHAnsi"/>
+        <w:rFonts w:asciiTheme="minorHAnsi" w:cstheme="minorBidi" w:eastAsiaTheme="minorEastAsia" w:hAnsiTheme="minorHAnsi"/>
         <w:sz w:val="24"/>
         <w:szCs w:val="24"/>
-        <w:lang w:bidi="ar-SA" w:eastAsia="en-US" w:val="en-US"/>
+        <w:lang w:bidi="ar-SA" w:eastAsia="zh-CN" w:val="en-US"/>
       </w:rPr>
     </w:rPrDefault>
     <w:pPrDefault>
@@ -1476,13 +1476,6 @@
       </w:tblCellMar>
     </w:tblPr>
     <w:tblStylePr w:type="firstRow">
-      <w:tblPr>
-        <w:jc w:val="left"/>
-        <w:tblInd w:type="dxa" w:w="0"/>
-      </w:tblPr>
-      <w:trPr>
-        <w:jc w:val="left"/>
-      </w:trPr>
       <w:tcPr>
         <w:tcBorders>
           <w:bottom w:val="single"/>

--- a/lci_cvport.docx
+++ b/lci_cvport.docx
@@ -512,7 +512,7 @@
         </w:numPr>
       </w:pPr>
       <w:r>
-        <w:t xml:space="preserve">Several 1/4” incisions</w:t>
+        <w:t xml:space="preserve">1/4” incisions</w:t>
       </w:r>
     </w:p>
     <w:p>
@@ -536,7 +536,19 @@
         </w:numPr>
       </w:pPr>
       <w:r>
-        <w:t xml:space="preserve">Biopsies can be performed.</w:t>
+        <w:t xml:space="preserve">Biopsies performed</w:t>
+      </w:r>
+    </w:p>
+    <w:p>
+      <w:pPr>
+        <w:pStyle w:val="Compact"/>
+        <w:numPr>
+          <w:ilvl w:val="0"/>
+          <w:numId w:val="1006"/>
+        </w:numPr>
+      </w:pPr>
+      <w:r>
+        <w:t xml:space="preserve">Fluid sampled</w:t>
       </w:r>
     </w:p>
     <w:bookmarkEnd w:id="15"/>
@@ -680,7 +692,39 @@
         <w:pStyle w:val="FirstParagraph"/>
       </w:pPr>
       <w:r>
-        <w:t xml:space="preserve">Navigator - Laura Swift</w:t>
+        <w:t xml:space="preserve">Navigators</w:t>
+      </w:r>
+    </w:p>
+    <w:p>
+      <w:pPr>
+        <w:pStyle w:val="Compact"/>
+        <w:numPr>
+          <w:ilvl w:val="0"/>
+          <w:numId w:val="1009"/>
+        </w:numPr>
+      </w:pPr>
+      <w:r>
+        <w:t xml:space="preserve">Laura Swift</w:t>
+      </w:r>
+    </w:p>
+    <w:p>
+      <w:pPr>
+        <w:pStyle w:val="Compact"/>
+        <w:numPr>
+          <w:ilvl w:val="0"/>
+          <w:numId w:val="1009"/>
+        </w:numPr>
+      </w:pPr>
+      <w:r>
+        <w:t xml:space="preserve">Lorna Espinal</w:t>
+      </w:r>
+    </w:p>
+    <w:p>
+      <w:pPr>
+        <w:pStyle w:val="FirstParagraph"/>
+      </w:pPr>
+      <w:r>
+        <w:t xml:space="preserve">Care Coordinator - Karen Julian-Martinez</w:t>
       </w:r>
     </w:p>
     <w:bookmarkEnd w:id="17"/>
@@ -922,6 +966,9 @@
     <w:abstractNumId w:val="991"/>
   </w:num>
   <w:num w:numId="1008">
+    <w:abstractNumId w:val="991"/>
+  </w:num>
+  <w:num w:numId="1009">
     <w:abstractNumId w:val="991"/>
   </w:num>
 </w:numbering>

--- a/lci_cvport.docx
+++ b/lci_cvport.docx
@@ -650,6 +650,14 @@
     <w:p>
       <w:pPr>
         <w:pStyle w:val="FirstParagraph"/>
+      </w:pPr>
+      <w:r>
+        <w:t xml:space="preserve">Physician Assistant - Kate Duncan PA-C</w:t>
+      </w:r>
+    </w:p>
+    <w:p>
+      <w:pPr>
+        <w:pStyle w:val="BodyText"/>
       </w:pPr>
       <w:r>
         <w:t xml:space="preserve">Dietitian - Liz Koch</w:t>
